--- a/IMRANA JUNAID_timetable.docx
+++ b/IMRANA JUNAID_timetable.docx
@@ -7,7 +7,12 @@
         <w:pStyle w:val="Title"/>
       </w:pPr>
       <w:r>
-        <w:t>Teacher Timetable - IMRANA JUNAID</w:t>
+        <w:t>Teacher Timetable — IMRANA JUNAID</w:t>
+      </w:r>
+    </w:p>
+    <w:p>
+      <w:r>
+        <w:t>Total Weekly Periods: 25</w:t>
       </w:r>
     </w:p>
     <w:tbl>
@@ -17,17 +22,19 @@
         <w:tblLook w:firstColumn="1" w:firstRow="1" w:lastColumn="0" w:lastRow="0" w:noHBand="0" w:noVBand="1" w:val="04A0"/>
       </w:tblPr>
       <w:tblGrid>
-        <w:gridCol w:w="1440"/>
-        <w:gridCol w:w="1440"/>
-        <w:gridCol w:w="1440"/>
-        <w:gridCol w:w="1440"/>
-        <w:gridCol w:w="1440"/>
-        <w:gridCol w:w="1440"/>
+        <w:gridCol w:w="1080"/>
+        <w:gridCol w:w="1080"/>
+        <w:gridCol w:w="1080"/>
+        <w:gridCol w:w="1080"/>
+        <w:gridCol w:w="1080"/>
+        <w:gridCol w:w="1080"/>
+        <w:gridCol w:w="1080"/>
+        <w:gridCol w:w="1080"/>
       </w:tblGrid>
       <w:tr>
         <w:tc>
           <w:tcPr>
-            <w:tcW w:type="dxa" w:w="1440"/>
+            <w:tcW w:type="dxa" w:w="1080"/>
           </w:tcPr>
           <w:p>
             <w:r>
@@ -37,51 +44,71 @@
         </w:tc>
         <w:tc>
           <w:tcPr>
-            <w:tcW w:type="dxa" w:w="1440"/>
+            <w:tcW w:type="dxa" w:w="1080"/>
           </w:tcPr>
           <w:p>
             <w:r>
-              <w:t>Monday</w:t>
+              <w:t>Mon-Thu Time</w:t>
             </w:r>
           </w:p>
         </w:tc>
         <w:tc>
           <w:tcPr>
-            <w:tcW w:type="dxa" w:w="1440"/>
+            <w:tcW w:type="dxa" w:w="1080"/>
           </w:tcPr>
           <w:p>
             <w:r>
-              <w:t>Tuesday</w:t>
+              <w:t>Mon</w:t>
             </w:r>
           </w:p>
         </w:tc>
         <w:tc>
           <w:tcPr>
-            <w:tcW w:type="dxa" w:w="1440"/>
+            <w:tcW w:type="dxa" w:w="1080"/>
           </w:tcPr>
           <w:p>
             <w:r>
-              <w:t>Wednesday</w:t>
+              <w:t>Tue</w:t>
             </w:r>
           </w:p>
         </w:tc>
         <w:tc>
           <w:tcPr>
-            <w:tcW w:type="dxa" w:w="1440"/>
+            <w:tcW w:type="dxa" w:w="1080"/>
           </w:tcPr>
           <w:p>
             <w:r>
-              <w:t>Thursday</w:t>
+              <w:t>Wed</w:t>
             </w:r>
           </w:p>
         </w:tc>
         <w:tc>
           <w:tcPr>
-            <w:tcW w:type="dxa" w:w="1440"/>
+            <w:tcW w:type="dxa" w:w="1080"/>
           </w:tcPr>
           <w:p>
             <w:r>
-              <w:t>Friday</w:t>
+              <w:t>Thu</w:t>
+            </w:r>
+          </w:p>
+        </w:tc>
+        <w:tc>
+          <w:tcPr>
+            <w:tcW w:type="dxa" w:w="1080"/>
+          </w:tcPr>
+          <w:p>
+            <w:r>
+              <w:t>Fri</w:t>
+            </w:r>
+          </w:p>
+        </w:tc>
+        <w:tc>
+          <w:tcPr>
+            <w:tcW w:type="dxa" w:w="1080"/>
+          </w:tcPr>
+          <w:p>
+            <w:r>
+              <w:t>Fri Time</w:t>
             </w:r>
           </w:p>
         </w:tc>
@@ -89,7 +116,7 @@
       <w:tr>
         <w:tc>
           <w:tcPr>
-            <w:tcW w:type="dxa" w:w="1440"/>
+            <w:tcW w:type="dxa" w:w="1080"/>
           </w:tcPr>
           <w:p>
             <w:r>
@@ -99,15 +126,17 @@
         </w:tc>
         <w:tc>
           <w:tcPr>
-            <w:tcW w:type="dxa" w:w="1440"/>
+            <w:tcW w:type="dxa" w:w="1080"/>
           </w:tcPr>
           <w:p>
-            <w:r/>
+            <w:r>
+              <w:t>8:00-8:50</w:t>
+            </w:r>
           </w:p>
         </w:tc>
         <w:tc>
           <w:tcPr>
-            <w:tcW w:type="dxa" w:w="1440"/>
+            <w:tcW w:type="dxa" w:w="1080"/>
           </w:tcPr>
           <w:p>
             <w:r>
@@ -119,7 +148,15 @@
         </w:tc>
         <w:tc>
           <w:tcPr>
-            <w:tcW w:type="dxa" w:w="1440"/>
+            <w:tcW w:type="dxa" w:w="1080"/>
+          </w:tcPr>
+          <w:p>
+            <w:r/>
+          </w:p>
+        </w:tc>
+        <w:tc>
+          <w:tcPr>
+            <w:tcW w:type="dxa" w:w="1080"/>
           </w:tcPr>
           <w:p>
             <w:r>
@@ -131,7 +168,7 @@
         </w:tc>
         <w:tc>
           <w:tcPr>
-            <w:tcW w:type="dxa" w:w="1440"/>
+            <w:tcW w:type="dxa" w:w="1080"/>
           </w:tcPr>
           <w:p>
             <w:r>
@@ -143,7 +180,7 @@
         </w:tc>
         <w:tc>
           <w:tcPr>
-            <w:tcW w:type="dxa" w:w="1440"/>
+            <w:tcW w:type="dxa" w:w="1080"/>
           </w:tcPr>
           <w:p>
             <w:r>
@@ -153,11 +190,21 @@
             </w:r>
           </w:p>
         </w:tc>
+        <w:tc>
+          <w:tcPr>
+            <w:tcW w:type="dxa" w:w="1080"/>
+          </w:tcPr>
+          <w:p>
+            <w:r>
+              <w:t>8:00-8:40</w:t>
+            </w:r>
+          </w:p>
+        </w:tc>
       </w:tr>
       <w:tr>
         <w:tc>
           <w:tcPr>
-            <w:tcW w:type="dxa" w:w="1440"/>
+            <w:tcW w:type="dxa" w:w="1080"/>
           </w:tcPr>
           <w:p>
             <w:r>
@@ -167,7 +214,17 @@
         </w:tc>
         <w:tc>
           <w:tcPr>
-            <w:tcW w:type="dxa" w:w="1440"/>
+            <w:tcW w:type="dxa" w:w="1080"/>
+          </w:tcPr>
+          <w:p>
+            <w:r>
+              <w:t>8:50-9:30</w:t>
+            </w:r>
+          </w:p>
+        </w:tc>
+        <w:tc>
+          <w:tcPr>
+            <w:tcW w:type="dxa" w:w="1080"/>
           </w:tcPr>
           <w:p>
             <w:r>
@@ -179,7 +236,7 @@
         </w:tc>
         <w:tc>
           <w:tcPr>
-            <w:tcW w:type="dxa" w:w="1440"/>
+            <w:tcW w:type="dxa" w:w="1080"/>
           </w:tcPr>
           <w:p>
             <w:r/>
@@ -187,7 +244,7 @@
         </w:tc>
         <w:tc>
           <w:tcPr>
-            <w:tcW w:type="dxa" w:w="1440"/>
+            <w:tcW w:type="dxa" w:w="1080"/>
           </w:tcPr>
           <w:p>
             <w:r/>
@@ -195,7 +252,7 @@
         </w:tc>
         <w:tc>
           <w:tcPr>
-            <w:tcW w:type="dxa" w:w="1440"/>
+            <w:tcW w:type="dxa" w:w="1080"/>
           </w:tcPr>
           <w:p>
             <w:r/>
@@ -203,7 +260,7 @@
         </w:tc>
         <w:tc>
           <w:tcPr>
-            <w:tcW w:type="dxa" w:w="1440"/>
+            <w:tcW w:type="dxa" w:w="1080"/>
           </w:tcPr>
           <w:p>
             <w:r>
@@ -213,11 +270,21 @@
             </w:r>
           </w:p>
         </w:tc>
+        <w:tc>
+          <w:tcPr>
+            <w:tcW w:type="dxa" w:w="1080"/>
+          </w:tcPr>
+          <w:p>
+            <w:r>
+              <w:t>8:40-9:15</w:t>
+            </w:r>
+          </w:p>
+        </w:tc>
       </w:tr>
       <w:tr>
         <w:tc>
           <w:tcPr>
-            <w:tcW w:type="dxa" w:w="1440"/>
+            <w:tcW w:type="dxa" w:w="1080"/>
           </w:tcPr>
           <w:p>
             <w:r>
@@ -227,7 +294,17 @@
         </w:tc>
         <w:tc>
           <w:tcPr>
-            <w:tcW w:type="dxa" w:w="1440"/>
+            <w:tcW w:type="dxa" w:w="1080"/>
+          </w:tcPr>
+          <w:p>
+            <w:r>
+              <w:t>9:30-10:10</w:t>
+            </w:r>
+          </w:p>
+        </w:tc>
+        <w:tc>
+          <w:tcPr>
+            <w:tcW w:type="dxa" w:w="1080"/>
           </w:tcPr>
           <w:p>
             <w:r/>
@@ -235,7 +312,7 @@
         </w:tc>
         <w:tc>
           <w:tcPr>
-            <w:tcW w:type="dxa" w:w="1440"/>
+            <w:tcW w:type="dxa" w:w="1080"/>
           </w:tcPr>
           <w:p>
             <w:r>
@@ -247,7 +324,7 @@
         </w:tc>
         <w:tc>
           <w:tcPr>
-            <w:tcW w:type="dxa" w:w="1440"/>
+            <w:tcW w:type="dxa" w:w="1080"/>
           </w:tcPr>
           <w:p>
             <w:r/>
@@ -255,7 +332,7 @@
         </w:tc>
         <w:tc>
           <w:tcPr>
-            <w:tcW w:type="dxa" w:w="1440"/>
+            <w:tcW w:type="dxa" w:w="1080"/>
           </w:tcPr>
           <w:p>
             <w:r/>
@@ -263,7 +340,7 @@
         </w:tc>
         <w:tc>
           <w:tcPr>
-            <w:tcW w:type="dxa" w:w="1440"/>
+            <w:tcW w:type="dxa" w:w="1080"/>
           </w:tcPr>
           <w:p>
             <w:r>
@@ -273,11 +350,21 @@
             </w:r>
           </w:p>
         </w:tc>
+        <w:tc>
+          <w:tcPr>
+            <w:tcW w:type="dxa" w:w="1080"/>
+          </w:tcPr>
+          <w:p>
+            <w:r>
+              <w:t>9:15-9:50</w:t>
+            </w:r>
+          </w:p>
+        </w:tc>
       </w:tr>
       <w:tr>
         <w:tc>
           <w:tcPr>
-            <w:tcW w:type="dxa" w:w="1440"/>
+            <w:tcW w:type="dxa" w:w="1080"/>
           </w:tcPr>
           <w:p>
             <w:r>
@@ -287,7 +374,129 @@
         </w:tc>
         <w:tc>
           <w:tcPr>
-            <w:tcW w:type="dxa" w:w="1440"/>
+            <w:tcW w:type="dxa" w:w="1080"/>
+          </w:tcPr>
+          <w:p>
+            <w:r>
+              <w:t>10:10-10:50</w:t>
+            </w:r>
+          </w:p>
+        </w:tc>
+        <w:tc>
+          <w:tcPr>
+            <w:tcW w:type="dxa" w:w="1080"/>
+          </w:tcPr>
+          <w:p>
+            <w:r/>
+          </w:p>
+        </w:tc>
+        <w:tc>
+          <w:tcPr>
+            <w:tcW w:type="dxa" w:w="1080"/>
+          </w:tcPr>
+          <w:p>
+            <w:r>
+              <w:t>6C</w:t>
+              <w:br/>
+              <w:t>URDU</w:t>
+            </w:r>
+          </w:p>
+        </w:tc>
+        <w:tc>
+          <w:tcPr>
+            <w:tcW w:type="dxa" w:w="1080"/>
+          </w:tcPr>
+          <w:p>
+            <w:r/>
+          </w:p>
+        </w:tc>
+        <w:tc>
+          <w:tcPr>
+            <w:tcW w:type="dxa" w:w="1080"/>
+          </w:tcPr>
+          <w:p>
+            <w:r>
+              <w:t>7A</w:t>
+              <w:br/>
+              <w:t>URDU</w:t>
+            </w:r>
+          </w:p>
+        </w:tc>
+        <w:tc>
+          <w:tcPr>
+            <w:tcW w:type="dxa" w:w="1080"/>
+          </w:tcPr>
+          <w:p>
+            <w:r/>
+          </w:p>
+        </w:tc>
+        <w:tc>
+          <w:tcPr>
+            <w:tcW w:type="dxa" w:w="1080"/>
+          </w:tcPr>
+          <w:p>
+            <w:r>
+              <w:t>9:50-10:25</w:t>
+            </w:r>
+          </w:p>
+        </w:tc>
+      </w:tr>
+      <w:tr>
+        <w:tc>
+          <w:tcPr>
+            <w:tcW w:type="dxa" w:w="1080"/>
+          </w:tcPr>
+          <w:p>
+            <w:r>
+              <w:t>P5</w:t>
+            </w:r>
+          </w:p>
+        </w:tc>
+        <w:tc>
+          <w:tcPr>
+            <w:tcW w:type="dxa" w:w="1080"/>
+          </w:tcPr>
+          <w:p>
+            <w:r>
+              <w:t>10:50-11:30</w:t>
+            </w:r>
+          </w:p>
+        </w:tc>
+        <w:tc>
+          <w:tcPr>
+            <w:tcW w:type="dxa" w:w="1080"/>
+          </w:tcPr>
+          <w:p>
+            <w:r>
+              <w:t>7A</w:t>
+              <w:br/>
+              <w:t>URDU</w:t>
+            </w:r>
+          </w:p>
+        </w:tc>
+        <w:tc>
+          <w:tcPr>
+            <w:tcW w:type="dxa" w:w="1080"/>
+          </w:tcPr>
+          <w:p>
+            <w:r/>
+          </w:p>
+        </w:tc>
+        <w:tc>
+          <w:tcPr>
+            <w:tcW w:type="dxa" w:w="1080"/>
+          </w:tcPr>
+          <w:p>
+            <w:r>
+              <w:t>7C</w:t>
+              <w:br/>
+              <w:t>URDU</w:t>
+            </w:r>
+          </w:p>
+        </w:tc>
+        <w:tc>
+          <w:tcPr>
+            <w:tcW w:type="dxa" w:w="1080"/>
           </w:tcPr>
           <w:p>
             <w:r>
@@ -299,11 +508,85 @@
         </w:tc>
         <w:tc>
           <w:tcPr>
-            <w:tcW w:type="dxa" w:w="1440"/>
+            <w:tcW w:type="dxa" w:w="1080"/>
           </w:tcPr>
           <w:p>
             <w:r>
-              <w:t>6C</w:t>
+              <w:t>Lunch</w:t>
+            </w:r>
+          </w:p>
+        </w:tc>
+        <w:tc>
+          <w:tcPr>
+            <w:tcW w:type="dxa" w:w="1080"/>
+          </w:tcPr>
+          <w:p>
+            <w:r>
+              <w:t>10:55-11:35</w:t>
+            </w:r>
+          </w:p>
+        </w:tc>
+      </w:tr>
+      <w:tr>
+        <w:tc>
+          <w:tcPr>
+            <w:tcW w:type="dxa" w:w="1080"/>
+          </w:tcPr>
+          <w:p>
+            <w:r>
+              <w:t>Lunch</w:t>
+            </w:r>
+          </w:p>
+        </w:tc>
+        <w:tc>
+          <w:tcPr>
+            <w:tcW w:type="dxa" w:w="1080"/>
+          </w:tcPr>
+          <w:p>
+            <w:r>
+              <w:t>11:30-12:00</w:t>
+            </w:r>
+          </w:p>
+        </w:tc>
+        <w:tc>
+          <w:tcPr>
+            <w:tcW w:type="dxa" w:w="1080"/>
+          </w:tcPr>
+          <w:p>
+            <w:r/>
+          </w:p>
+        </w:tc>
+        <w:tc>
+          <w:tcPr>
+            <w:tcW w:type="dxa" w:w="1080"/>
+          </w:tcPr>
+          <w:p>
+            <w:r/>
+          </w:p>
+        </w:tc>
+        <w:tc>
+          <w:tcPr>
+            <w:tcW w:type="dxa" w:w="1080"/>
+          </w:tcPr>
+          <w:p>
+            <w:r/>
+          </w:p>
+        </w:tc>
+        <w:tc>
+          <w:tcPr>
+            <w:tcW w:type="dxa" w:w="1080"/>
+          </w:tcPr>
+          <w:p>
+            <w:r/>
+          </w:p>
+        </w:tc>
+        <w:tc>
+          <w:tcPr>
+            <w:tcW w:type="dxa" w:w="1080"/>
+          </w:tcPr>
+          <w:p>
+            <w:r>
+              <w:t>6E</w:t>
               <w:br/>
               <w:t>URDU</w:t>
             </w:r>
@@ -311,15 +594,143 @@
         </w:tc>
         <w:tc>
           <w:tcPr>
-            <w:tcW w:type="dxa" w:w="1440"/>
+            <w:tcW w:type="dxa" w:w="1080"/>
           </w:tcPr>
           <w:p>
-            <w:r/>
+            <w:r>
+              <w:t>10:25-10:55</w:t>
+            </w:r>
+          </w:p>
+        </w:tc>
+      </w:tr>
+      <w:tr>
+        <w:tc>
+          <w:tcPr>
+            <w:tcW w:type="dxa" w:w="1080"/>
+          </w:tcPr>
+          <w:p>
+            <w:r>
+              <w:t>P6</w:t>
+            </w:r>
           </w:p>
         </w:tc>
         <w:tc>
           <w:tcPr>
-            <w:tcW w:type="dxa" w:w="1440"/>
+            <w:tcW w:type="dxa" w:w="1080"/>
+          </w:tcPr>
+          <w:p>
+            <w:r>
+              <w:t>12:00-12:40</w:t>
+            </w:r>
+          </w:p>
+        </w:tc>
+        <w:tc>
+          <w:tcPr>
+            <w:tcW w:type="dxa" w:w="1080"/>
+          </w:tcPr>
+          <w:p>
+            <w:r>
+              <w:t>6E</w:t>
+              <w:br/>
+              <w:t>URDU</w:t>
+            </w:r>
+          </w:p>
+        </w:tc>
+        <w:tc>
+          <w:tcPr>
+            <w:tcW w:type="dxa" w:w="1080"/>
+          </w:tcPr>
+          <w:p>
+            <w:r>
+              <w:t>6D</w:t>
+              <w:br/>
+              <w:t>URDU</w:t>
+            </w:r>
+          </w:p>
+        </w:tc>
+        <w:tc>
+          <w:tcPr>
+            <w:tcW w:type="dxa" w:w="1080"/>
+          </w:tcPr>
+          <w:p>
+            <w:r>
+              <w:t>6D</w:t>
+              <w:br/>
+              <w:t>URDU</w:t>
+            </w:r>
+          </w:p>
+        </w:tc>
+        <w:tc>
+          <w:tcPr>
+            <w:tcW w:type="dxa" w:w="1080"/>
+          </w:tcPr>
+          <w:p>
+            <w:r>
+              <w:t>7C</w:t>
+              <w:br/>
+              <w:t>URDU</w:t>
+            </w:r>
+          </w:p>
+        </w:tc>
+        <w:tc>
+          <w:tcPr>
+            <w:tcW w:type="dxa" w:w="1080"/>
+          </w:tcPr>
+          <w:p>
+            <w:r>
+              <w:t>7C</w:t>
+              <w:br/>
+              <w:t>URDU</w:t>
+            </w:r>
+          </w:p>
+        </w:tc>
+        <w:tc>
+          <w:tcPr>
+            <w:tcW w:type="dxa" w:w="1080"/>
+          </w:tcPr>
+          <w:p>
+            <w:r>
+              <w:t>11:35-12:15</w:t>
+            </w:r>
+          </w:p>
+        </w:tc>
+      </w:tr>
+      <w:tr>
+        <w:tc>
+          <w:tcPr>
+            <w:tcW w:type="dxa" w:w="1080"/>
+          </w:tcPr>
+          <w:p>
+            <w:r>
+              <w:t>P7</w:t>
+            </w:r>
+          </w:p>
+        </w:tc>
+        <w:tc>
+          <w:tcPr>
+            <w:tcW w:type="dxa" w:w="1080"/>
+          </w:tcPr>
+          <w:p>
+            <w:r>
+              <w:t>12:40-1:20</w:t>
+            </w:r>
+          </w:p>
+        </w:tc>
+        <w:tc>
+          <w:tcPr>
+            <w:tcW w:type="dxa" w:w="1080"/>
+          </w:tcPr>
+          <w:p>
+            <w:r>
+              <w:t>7C</w:t>
+              <w:br/>
+              <w:t>URDU</w:t>
+            </w:r>
+          </w:p>
+        </w:tc>
+        <w:tc>
+          <w:tcPr>
+            <w:tcW w:type="dxa" w:w="1080"/>
           </w:tcPr>
           <w:p>
             <w:r>
@@ -331,27 +742,7 @@
         </w:tc>
         <w:tc>
           <w:tcPr>
-            <w:tcW w:type="dxa" w:w="1440"/>
-          </w:tcPr>
-          <w:p>
-            <w:r/>
-          </w:p>
-        </w:tc>
-      </w:tr>
-      <w:tr>
-        <w:tc>
-          <w:tcPr>
-            <w:tcW w:type="dxa" w:w="1440"/>
-          </w:tcPr>
-          <w:p>
-            <w:r>
-              <w:t>P5</w:t>
-            </w:r>
-          </w:p>
-        </w:tc>
-        <w:tc>
-          <w:tcPr>
-            <w:tcW w:type="dxa" w:w="1440"/>
+            <w:tcW w:type="dxa" w:w="1080"/>
           </w:tcPr>
           <w:p>
             <w:r>
@@ -363,7 +754,19 @@
         </w:tc>
         <w:tc>
           <w:tcPr>
-            <w:tcW w:type="dxa" w:w="1440"/>
+            <w:tcW w:type="dxa" w:w="1080"/>
+          </w:tcPr>
+          <w:p>
+            <w:r>
+              <w:t>6E</w:t>
+              <w:br/>
+              <w:t>URDU</w:t>
+            </w:r>
+          </w:p>
+        </w:tc>
+        <w:tc>
+          <w:tcPr>
+            <w:tcW w:type="dxa" w:w="1080"/>
           </w:tcPr>
           <w:p>
             <w:r/>
@@ -371,7 +774,45 @@
         </w:tc>
         <w:tc>
           <w:tcPr>
-            <w:tcW w:type="dxa" w:w="1440"/>
+            <w:tcW w:type="dxa" w:w="1080"/>
+          </w:tcPr>
+          <w:p>
+            <w:r/>
+          </w:p>
+        </w:tc>
+      </w:tr>
+      <w:tr>
+        <w:tc>
+          <w:tcPr>
+            <w:tcW w:type="dxa" w:w="1080"/>
+          </w:tcPr>
+          <w:p>
+            <w:r>
+              <w:t>P8</w:t>
+            </w:r>
+          </w:p>
+        </w:tc>
+        <w:tc>
+          <w:tcPr>
+            <w:tcW w:type="dxa" w:w="1080"/>
+          </w:tcPr>
+          <w:p>
+            <w:r>
+              <w:t>1:20-2:00</w:t>
+            </w:r>
+          </w:p>
+        </w:tc>
+        <w:tc>
+          <w:tcPr>
+            <w:tcW w:type="dxa" w:w="1080"/>
+          </w:tcPr>
+          <w:p>
+            <w:r/>
+          </w:p>
+        </w:tc>
+        <w:tc>
+          <w:tcPr>
+            <w:tcW w:type="dxa" w:w="1080"/>
           </w:tcPr>
           <w:p>
             <w:r>
@@ -383,95 +824,7 @@
         </w:tc>
         <w:tc>
           <w:tcPr>
-            <w:tcW w:type="dxa" w:w="1440"/>
-          </w:tcPr>
-          <w:p>
-            <w:r>
-              <w:t>6D</w:t>
-              <w:br/>
-              <w:t>URDU</w:t>
-            </w:r>
-          </w:p>
-        </w:tc>
-        <w:tc>
-          <w:tcPr>
-            <w:tcW w:type="dxa" w:w="1440"/>
-          </w:tcPr>
-          <w:p>
-            <w:r>
-              <w:t>6E</w:t>
-              <w:br/>
-              <w:t>URDU</w:t>
-            </w:r>
-          </w:p>
-        </w:tc>
-      </w:tr>
-      <w:tr>
-        <w:tc>
-          <w:tcPr>
-            <w:tcW w:type="dxa" w:w="1440"/>
-          </w:tcPr>
-          <w:p>
-            <w:r>
-              <w:t>Lunch</w:t>
-            </w:r>
-          </w:p>
-        </w:tc>
-        <w:tc>
-          <w:tcPr>
-            <w:tcW w:type="dxa" w:w="1440"/>
-          </w:tcPr>
-          <w:p>
-            <w:r/>
-          </w:p>
-        </w:tc>
-        <w:tc>
-          <w:tcPr>
-            <w:tcW w:type="dxa" w:w="1440"/>
-          </w:tcPr>
-          <w:p>
-            <w:r/>
-          </w:p>
-        </w:tc>
-        <w:tc>
-          <w:tcPr>
-            <w:tcW w:type="dxa" w:w="1440"/>
-          </w:tcPr>
-          <w:p>
-            <w:r/>
-          </w:p>
-        </w:tc>
-        <w:tc>
-          <w:tcPr>
-            <w:tcW w:type="dxa" w:w="1440"/>
-          </w:tcPr>
-          <w:p>
-            <w:r/>
-          </w:p>
-        </w:tc>
-        <w:tc>
-          <w:tcPr>
-            <w:tcW w:type="dxa" w:w="1440"/>
-          </w:tcPr>
-          <w:p>
-            <w:r/>
-          </w:p>
-        </w:tc>
-      </w:tr>
-      <w:tr>
-        <w:tc>
-          <w:tcPr>
-            <w:tcW w:type="dxa" w:w="1440"/>
-          </w:tcPr>
-          <w:p>
-            <w:r>
-              <w:t>P6</w:t>
-            </w:r>
-          </w:p>
-        </w:tc>
-        <w:tc>
-          <w:tcPr>
-            <w:tcW w:type="dxa" w:w="1440"/>
+            <w:tcW w:type="dxa" w:w="1080"/>
           </w:tcPr>
           <w:p>
             <w:r>
@@ -483,19 +836,7 @@
         </w:tc>
         <w:tc>
           <w:tcPr>
-            <w:tcW w:type="dxa" w:w="1440"/>
-          </w:tcPr>
-          <w:p>
-            <w:r>
-              <w:t>6D</w:t>
-              <w:br/>
-              <w:t>URDU</w:t>
-            </w:r>
-          </w:p>
-        </w:tc>
-        <w:tc>
-          <w:tcPr>
-            <w:tcW w:type="dxa" w:w="1440"/>
+            <w:tcW w:type="dxa" w:w="1080"/>
           </w:tcPr>
           <w:p>
             <w:r/>
@@ -503,111 +844,7 @@
         </w:tc>
         <w:tc>
           <w:tcPr>
-            <w:tcW w:type="dxa" w:w="1440"/>
-          </w:tcPr>
-          <w:p>
-            <w:r>
-              <w:t>7C</w:t>
-              <w:br/>
-              <w:t>URDU</w:t>
-            </w:r>
-          </w:p>
-        </w:tc>
-        <w:tc>
-          <w:tcPr>
-            <w:tcW w:type="dxa" w:w="1440"/>
-          </w:tcPr>
-          <w:p>
-            <w:r>
-              <w:t>7C</w:t>
-              <w:br/>
-              <w:t>URDU</w:t>
-            </w:r>
-          </w:p>
-        </w:tc>
-      </w:tr>
-      <w:tr>
-        <w:tc>
-          <w:tcPr>
-            <w:tcW w:type="dxa" w:w="1440"/>
-          </w:tcPr>
-          <w:p>
-            <w:r>
-              <w:t>P7</w:t>
-            </w:r>
-          </w:p>
-        </w:tc>
-        <w:tc>
-          <w:tcPr>
-            <w:tcW w:type="dxa" w:w="1440"/>
-          </w:tcPr>
-          <w:p>
-            <w:r>
-              <w:t>7C</w:t>
-              <w:br/>
-              <w:t>URDU</w:t>
-            </w:r>
-          </w:p>
-        </w:tc>
-        <w:tc>
-          <w:tcPr>
-            <w:tcW w:type="dxa" w:w="1440"/>
-          </w:tcPr>
-          <w:p>
-            <w:r>
-              <w:t>7A</w:t>
-              <w:br/>
-              <w:t>URDU</w:t>
-            </w:r>
-          </w:p>
-        </w:tc>
-        <w:tc>
-          <w:tcPr>
-            <w:tcW w:type="dxa" w:w="1440"/>
-          </w:tcPr>
-          <w:p>
-            <w:r>
-              <w:t>7A</w:t>
-              <w:br/>
-              <w:t>URDU</w:t>
-            </w:r>
-          </w:p>
-        </w:tc>
-        <w:tc>
-          <w:tcPr>
-            <w:tcW w:type="dxa" w:w="1440"/>
-          </w:tcPr>
-          <w:p>
-            <w:r>
-              <w:t>6E</w:t>
-              <w:br/>
-              <w:t>URDU</w:t>
-            </w:r>
-          </w:p>
-        </w:tc>
-        <w:tc>
-          <w:tcPr>
-            <w:tcW w:type="dxa" w:w="1440"/>
-          </w:tcPr>
-          <w:p>
-            <w:r/>
-          </w:p>
-        </w:tc>
-      </w:tr>
-      <w:tr>
-        <w:tc>
-          <w:tcPr>
-            <w:tcW w:type="dxa" w:w="1440"/>
-          </w:tcPr>
-          <w:p>
-            <w:r>
-              <w:t>P8</w:t>
-            </w:r>
-          </w:p>
-        </w:tc>
-        <w:tc>
-          <w:tcPr>
-            <w:tcW w:type="dxa" w:w="1440"/>
+            <w:tcW w:type="dxa" w:w="1080"/>
           </w:tcPr>
           <w:p>
             <w:r/>
@@ -615,39 +852,7 @@
         </w:tc>
         <w:tc>
           <w:tcPr>
-            <w:tcW w:type="dxa" w:w="1440"/>
-          </w:tcPr>
-          <w:p>
-            <w:r>
-              <w:t>7C</w:t>
-              <w:br/>
-              <w:t>URDU</w:t>
-            </w:r>
-          </w:p>
-        </w:tc>
-        <w:tc>
-          <w:tcPr>
-            <w:tcW w:type="dxa" w:w="1440"/>
-          </w:tcPr>
-          <w:p>
-            <w:r>
-              <w:t>6E</w:t>
-              <w:br/>
-              <w:t>URDU</w:t>
-            </w:r>
-          </w:p>
-        </w:tc>
-        <w:tc>
-          <w:tcPr>
-            <w:tcW w:type="dxa" w:w="1440"/>
-          </w:tcPr>
-          <w:p>
-            <w:r/>
-          </w:p>
-        </w:tc>
-        <w:tc>
-          <w:tcPr>
-            <w:tcW w:type="dxa" w:w="1440"/>
+            <w:tcW w:type="dxa" w:w="1080"/>
           </w:tcPr>
           <w:p>
             <w:r/>

--- a/IMRANA JUNAID_timetable.docx
+++ b/IMRANA JUNAID_timetable.docx
@@ -151,7 +151,11 @@
             <w:tcW w:type="dxa" w:w="1080"/>
           </w:tcPr>
           <w:p>
-            <w:r/>
+            <w:r>
+              <w:t>6C</w:t>
+              <w:br/>
+              <w:t>URDU</w:t>
+            </w:r>
           </w:p>
         </w:tc>
         <w:tc>
@@ -184,7 +188,7 @@
           </w:tcPr>
           <w:p>
             <w:r>
-              <w:t>6C</w:t>
+              <w:t>6D</w:t>
               <w:br/>
               <w:t>URDU</w:t>
             </w:r>
@@ -227,11 +231,7 @@
             <w:tcW w:type="dxa" w:w="1080"/>
           </w:tcPr>
           <w:p>
-            <w:r>
-              <w:t>6D</w:t>
-              <w:br/>
-              <w:t>URDU</w:t>
-            </w:r>
+            <w:r/>
           </w:p>
         </w:tc>
         <w:tc>
@@ -263,11 +263,7 @@
             <w:tcW w:type="dxa" w:w="1080"/>
           </w:tcPr>
           <w:p>
-            <w:r>
-              <w:t>6D</w:t>
-              <w:br/>
-              <w:t>URDU</w:t>
-            </w:r>
+            <w:r/>
           </w:p>
         </w:tc>
         <w:tc>
@@ -307,7 +303,11 @@
             <w:tcW w:type="dxa" w:w="1080"/>
           </w:tcPr>
           <w:p>
-            <w:r/>
+            <w:r>
+              <w:t>7C</w:t>
+              <w:br/>
+              <w:t>URDU</w:t>
+            </w:r>
           </w:p>
         </w:tc>
         <w:tc>
@@ -316,7 +316,7 @@
           </w:tcPr>
           <w:p>
             <w:r>
-              <w:t>6E</w:t>
+              <w:t>7A</w:t>
               <w:br/>
               <w:t>URDU</w:t>
             </w:r>
@@ -335,7 +335,11 @@
             <w:tcW w:type="dxa" w:w="1080"/>
           </w:tcPr>
           <w:p>
-            <w:r/>
+            <w:r>
+              <w:t>6E</w:t>
+              <w:br/>
+              <w:t>URDU</w:t>
+            </w:r>
           </w:p>
         </w:tc>
         <w:tc>
@@ -387,16 +391,8 @@
             <w:tcW w:type="dxa" w:w="1080"/>
           </w:tcPr>
           <w:p>
-            <w:r/>
-          </w:p>
-        </w:tc>
-        <w:tc>
-          <w:tcPr>
-            <w:tcW w:type="dxa" w:w="1080"/>
-          </w:tcPr>
-          <w:p>
             <w:r>
-              <w:t>6C</w:t>
+              <w:t>6E</w:t>
               <w:br/>
               <w:t>URDU</w:t>
             </w:r>
@@ -416,79 +412,7 @@
           </w:tcPr>
           <w:p>
             <w:r>
-              <w:t>7A</w:t>
-              <w:br/>
-              <w:t>URDU</w:t>
-            </w:r>
-          </w:p>
-        </w:tc>
-        <w:tc>
-          <w:tcPr>
-            <w:tcW w:type="dxa" w:w="1080"/>
-          </w:tcPr>
-          <w:p>
-            <w:r/>
-          </w:p>
-        </w:tc>
-        <w:tc>
-          <w:tcPr>
-            <w:tcW w:type="dxa" w:w="1080"/>
-          </w:tcPr>
-          <w:p>
-            <w:r>
-              <w:t>9:50-10:25</w:t>
-            </w:r>
-          </w:p>
-        </w:tc>
-      </w:tr>
-      <w:tr>
-        <w:tc>
-          <w:tcPr>
-            <w:tcW w:type="dxa" w:w="1080"/>
-          </w:tcPr>
-          <w:p>
-            <w:r>
-              <w:t>P5</w:t>
-            </w:r>
-          </w:p>
-        </w:tc>
-        <w:tc>
-          <w:tcPr>
-            <w:tcW w:type="dxa" w:w="1080"/>
-          </w:tcPr>
-          <w:p>
-            <w:r>
-              <w:t>10:50-11:30</w:t>
-            </w:r>
-          </w:p>
-        </w:tc>
-        <w:tc>
-          <w:tcPr>
-            <w:tcW w:type="dxa" w:w="1080"/>
-          </w:tcPr>
-          <w:p>
-            <w:r>
-              <w:t>7A</w:t>
-              <w:br/>
-              <w:t>URDU</w:t>
-            </w:r>
-          </w:p>
-        </w:tc>
-        <w:tc>
-          <w:tcPr>
-            <w:tcW w:type="dxa" w:w="1080"/>
-          </w:tcPr>
-          <w:p>
-            <w:r/>
-          </w:p>
-        </w:tc>
-        <w:tc>
-          <w:tcPr>
-            <w:tcW w:type="dxa" w:w="1080"/>
-          </w:tcPr>
-          <w:p>
-            <w:r>
-              <w:t>7C</w:t>
+              <w:t>6E</w:t>
               <w:br/>
               <w:t>URDU</w:t>
             </w:r>
@@ -512,7 +436,9 @@
           </w:tcPr>
           <w:p>
             <w:r>
-              <w:t>Lunch</w:t>
+              <w:t>6C</w:t>
+              <w:br/>
+              <w:t>URDU</w:t>
             </w:r>
           </w:p>
         </w:tc>
@@ -522,7 +448,7 @@
           </w:tcPr>
           <w:p>
             <w:r>
-              <w:t>10:55-11:35</w:t>
+              <w:t>9:50-10:25</w:t>
             </w:r>
           </w:p>
         </w:tc>
@@ -544,7 +470,7 @@
           </w:tcPr>
           <w:p>
             <w:r>
-              <w:t>11:30-12:00</w:t>
+              <w:t>10:50-11:20</w:t>
             </w:r>
           </w:p>
         </w:tc>
@@ -585,6 +511,86 @@
             <w:tcW w:type="dxa" w:w="1080"/>
           </w:tcPr>
           <w:p>
+            <w:r/>
+          </w:p>
+        </w:tc>
+        <w:tc>
+          <w:tcPr>
+            <w:tcW w:type="dxa" w:w="1080"/>
+          </w:tcPr>
+          <w:p>
+            <w:r>
+              <w:t>10:25-10:55</w:t>
+            </w:r>
+          </w:p>
+        </w:tc>
+      </w:tr>
+      <w:tr>
+        <w:tc>
+          <w:tcPr>
+            <w:tcW w:type="dxa" w:w="1080"/>
+          </w:tcPr>
+          <w:p>
+            <w:r>
+              <w:t>P5</w:t>
+            </w:r>
+          </w:p>
+        </w:tc>
+        <w:tc>
+          <w:tcPr>
+            <w:tcW w:type="dxa" w:w="1080"/>
+          </w:tcPr>
+          <w:p>
+            <w:r>
+              <w:t>11:20-12:00</w:t>
+            </w:r>
+          </w:p>
+        </w:tc>
+        <w:tc>
+          <w:tcPr>
+            <w:tcW w:type="dxa" w:w="1080"/>
+          </w:tcPr>
+          <w:p>
+            <w:r/>
+          </w:p>
+        </w:tc>
+        <w:tc>
+          <w:tcPr>
+            <w:tcW w:type="dxa" w:w="1080"/>
+          </w:tcPr>
+          <w:p>
+            <w:r>
+              <w:t>7C</w:t>
+              <w:br/>
+              <w:t>URDU</w:t>
+            </w:r>
+          </w:p>
+        </w:tc>
+        <w:tc>
+          <w:tcPr>
+            <w:tcW w:type="dxa" w:w="1080"/>
+          </w:tcPr>
+          <w:p>
+            <w:r>
+              <w:t>7C</w:t>
+              <w:br/>
+              <w:t>URDU</w:t>
+            </w:r>
+          </w:p>
+        </w:tc>
+        <w:tc>
+          <w:tcPr>
+            <w:tcW w:type="dxa" w:w="1080"/>
+          </w:tcPr>
+          <w:p>
+            <w:r/>
+          </w:p>
+        </w:tc>
+        <w:tc>
+          <w:tcPr>
+            <w:tcW w:type="dxa" w:w="1080"/>
+          </w:tcPr>
+          <w:p>
             <w:r>
               <w:t>6E</w:t>
               <w:br/>
@@ -598,7 +604,7 @@
           </w:tcPr>
           <w:p>
             <w:r>
-              <w:t>10:25-10:55</w:t>
+              <w:t>10:55-11:35</w:t>
             </w:r>
           </w:p>
         </w:tc>
@@ -621,18 +627,6 @@
           <w:p>
             <w:r>
               <w:t>12:00-12:40</w:t>
-            </w:r>
-          </w:p>
-        </w:tc>
-        <w:tc>
-          <w:tcPr>
-            <w:tcW w:type="dxa" w:w="1080"/>
-          </w:tcPr>
-          <w:p>
-            <w:r>
-              <w:t>6E</w:t>
-              <w:br/>
-              <w:t>URDU</w:t>
             </w:r>
           </w:p>
         </w:tc>
@@ -665,8 +659,16 @@
             <w:tcW w:type="dxa" w:w="1080"/>
           </w:tcPr>
           <w:p>
+            <w:r/>
+          </w:p>
+        </w:tc>
+        <w:tc>
+          <w:tcPr>
+            <w:tcW w:type="dxa" w:w="1080"/>
+          </w:tcPr>
+          <w:p>
             <w:r>
-              <w:t>7C</w:t>
+              <w:t>7A</w:t>
               <w:br/>
               <w:t>URDU</w:t>
             </w:r>
@@ -722,7 +724,19 @@
           </w:tcPr>
           <w:p>
             <w:r>
-              <w:t>7C</w:t>
+              <w:t>7A</w:t>
+              <w:br/>
+              <w:t>URDU</w:t>
+            </w:r>
+          </w:p>
+        </w:tc>
+        <w:tc>
+          <w:tcPr>
+            <w:tcW w:type="dxa" w:w="1080"/>
+          </w:tcPr>
+          <w:p>
+            <w:r>
+              <w:t>6E</w:t>
               <w:br/>
               <w:t>URDU</w:t>
             </w:r>
@@ -746,19 +760,7 @@
           </w:tcPr>
           <w:p>
             <w:r>
-              <w:t>7A</w:t>
-              <w:br/>
-              <w:t>URDU</w:t>
-            </w:r>
-          </w:p>
-        </w:tc>
-        <w:tc>
-          <w:tcPr>
-            <w:tcW w:type="dxa" w:w="1080"/>
-          </w:tcPr>
-          <w:p>
-            <w:r>
-              <w:t>6E</w:t>
+              <w:t>7C</w:t>
               <w:br/>
               <w:t>URDU</w:t>
             </w:r>
@@ -815,11 +817,7 @@
             <w:tcW w:type="dxa" w:w="1080"/>
           </w:tcPr>
           <w:p>
-            <w:r>
-              <w:t>7C</w:t>
-              <w:br/>
-              <w:t>URDU</w:t>
-            </w:r>
+            <w:r/>
           </w:p>
         </w:tc>
         <w:tc>
@@ -828,7 +826,7 @@
           </w:tcPr>
           <w:p>
             <w:r>
-              <w:t>6E</w:t>
+              <w:t>6D</w:t>
               <w:br/>
               <w:t>URDU</w:t>
             </w:r>

--- a/IMRANA JUNAID_timetable.docx
+++ b/IMRANA JUNAID_timetable.docx
@@ -22,92 +22,116 @@
         <w:tblLook w:firstColumn="1" w:firstRow="1" w:lastColumn="0" w:lastRow="0" w:noHBand="0" w:noVBand="1" w:val="04A0"/>
       </w:tblPr>
       <w:tblGrid>
-        <w:gridCol w:w="1080"/>
-        <w:gridCol w:w="1080"/>
-        <w:gridCol w:w="1080"/>
-        <w:gridCol w:w="1080"/>
-        <w:gridCol w:w="1080"/>
-        <w:gridCol w:w="1080"/>
-        <w:gridCol w:w="1080"/>
-        <w:gridCol w:w="1080"/>
+        <w:gridCol w:w="1530"/>
+        <w:gridCol w:w="1530"/>
+        <w:gridCol w:w="1530"/>
+        <w:gridCol w:w="1530"/>
+        <w:gridCol w:w="1530"/>
+        <w:gridCol w:w="1530"/>
+        <w:gridCol w:w="1530"/>
+        <w:gridCol w:w="1530"/>
       </w:tblGrid>
       <w:tr>
         <w:tc>
           <w:tcPr>
-            <w:tcW w:type="dxa" w:w="1080"/>
+            <w:tcW w:type="dxa" w:w="1530"/>
           </w:tcPr>
           <w:p>
             <w:r>
+              <w:rPr>
+                <w:b/>
+              </w:rPr>
               <w:t>Period</w:t>
             </w:r>
           </w:p>
         </w:tc>
         <w:tc>
           <w:tcPr>
-            <w:tcW w:type="dxa" w:w="1080"/>
+            <w:tcW w:type="dxa" w:w="1530"/>
           </w:tcPr>
           <w:p>
             <w:r>
-              <w:t>Mon-Thu Time</w:t>
+              <w:rPr>
+                <w:b/>
+              </w:rPr>
+              <w:t>Mon-Wed Time</w:t>
             </w:r>
           </w:p>
         </w:tc>
         <w:tc>
           <w:tcPr>
-            <w:tcW w:type="dxa" w:w="1080"/>
+            <w:tcW w:type="dxa" w:w="1530"/>
           </w:tcPr>
           <w:p>
             <w:r>
+              <w:rPr>
+                <w:b/>
+              </w:rPr>
               <w:t>Mon</w:t>
             </w:r>
           </w:p>
         </w:tc>
         <w:tc>
           <w:tcPr>
-            <w:tcW w:type="dxa" w:w="1080"/>
+            <w:tcW w:type="dxa" w:w="1530"/>
           </w:tcPr>
           <w:p>
             <w:r>
+              <w:rPr>
+                <w:b/>
+              </w:rPr>
               <w:t>Tue</w:t>
             </w:r>
           </w:p>
         </w:tc>
         <w:tc>
           <w:tcPr>
-            <w:tcW w:type="dxa" w:w="1080"/>
+            <w:tcW w:type="dxa" w:w="1530"/>
           </w:tcPr>
           <w:p>
             <w:r>
+              <w:rPr>
+                <w:b/>
+              </w:rPr>
               <w:t>Wed</w:t>
             </w:r>
           </w:p>
         </w:tc>
         <w:tc>
           <w:tcPr>
-            <w:tcW w:type="dxa" w:w="1080"/>
+            <w:tcW w:type="dxa" w:w="1530"/>
           </w:tcPr>
           <w:p>
             <w:r>
+              <w:rPr>
+                <w:b/>
+              </w:rPr>
               <w:t>Thu</w:t>
             </w:r>
           </w:p>
         </w:tc>
         <w:tc>
           <w:tcPr>
-            <w:tcW w:type="dxa" w:w="1080"/>
+            <w:tcW w:type="dxa" w:w="1530"/>
           </w:tcPr>
           <w:p>
             <w:r>
+              <w:rPr>
+                <w:b/>
+              </w:rPr>
               <w:t>Fri</w:t>
             </w:r>
           </w:p>
         </w:tc>
         <w:tc>
           <w:tcPr>
-            <w:tcW w:type="dxa" w:w="1080"/>
+            <w:tcW w:type="dxa" w:w="1530"/>
           </w:tcPr>
           <w:p>
             <w:r>
+              <w:rPr>
+                <w:b/>
+              </w:rPr>
               <w:t>Fri Time</w:t>
             </w:r>
           </w:p>
@@ -116,7 +140,7 @@
       <w:tr>
         <w:tc>
           <w:tcPr>
-            <w:tcW w:type="dxa" w:w="1080"/>
+            <w:tcW w:type="dxa" w:w="1530"/>
           </w:tcPr>
           <w:p>
             <w:r>
@@ -126,7 +150,7 @@
         </w:tc>
         <w:tc>
           <w:tcPr>
-            <w:tcW w:type="dxa" w:w="1080"/>
+            <w:tcW w:type="dxa" w:w="1530"/>
           </w:tcPr>
           <w:p>
             <w:r>
@@ -136,7 +160,7 @@
         </w:tc>
         <w:tc>
           <w:tcPr>
-            <w:tcW w:type="dxa" w:w="1080"/>
+            <w:tcW w:type="dxa" w:w="1530"/>
           </w:tcPr>
           <w:p>
             <w:r>
@@ -148,7 +172,7 @@
         </w:tc>
         <w:tc>
           <w:tcPr>
-            <w:tcW w:type="dxa" w:w="1080"/>
+            <w:tcW w:type="dxa" w:w="1530"/>
           </w:tcPr>
           <w:p>
             <w:r>
@@ -160,7 +184,7 @@
         </w:tc>
         <w:tc>
           <w:tcPr>
-            <w:tcW w:type="dxa" w:w="1080"/>
+            <w:tcW w:type="dxa" w:w="1530"/>
           </w:tcPr>
           <w:p>
             <w:r>
@@ -172,7 +196,7 @@
         </w:tc>
         <w:tc>
           <w:tcPr>
-            <w:tcW w:type="dxa" w:w="1080"/>
+            <w:tcW w:type="dxa" w:w="1530"/>
           </w:tcPr>
           <w:p>
             <w:r>
@@ -184,7 +208,79 @@
         </w:tc>
         <w:tc>
           <w:tcPr>
-            <w:tcW w:type="dxa" w:w="1080"/>
+            <w:tcW w:type="dxa" w:w="1530"/>
+          </w:tcPr>
+          <w:p>
+            <w:r>
+              <w:t>7C</w:t>
+              <w:br/>
+              <w:t>URDU</w:t>
+            </w:r>
+          </w:p>
+        </w:tc>
+        <w:tc>
+          <w:tcPr>
+            <w:tcW w:type="dxa" w:w="1530"/>
+          </w:tcPr>
+          <w:p>
+            <w:r>
+              <w:t>8:00-8:40</w:t>
+            </w:r>
+          </w:p>
+        </w:tc>
+      </w:tr>
+      <w:tr>
+        <w:tc>
+          <w:tcPr>
+            <w:tcW w:type="dxa" w:w="1530"/>
+          </w:tcPr>
+          <w:p>
+            <w:r>
+              <w:t>P2</w:t>
+            </w:r>
+          </w:p>
+        </w:tc>
+        <w:tc>
+          <w:tcPr>
+            <w:tcW w:type="dxa" w:w="1530"/>
+          </w:tcPr>
+          <w:p>
+            <w:r>
+              <w:t>8:50-9:30</w:t>
+            </w:r>
+          </w:p>
+        </w:tc>
+        <w:tc>
+          <w:tcPr>
+            <w:tcW w:type="dxa" w:w="1530"/>
+          </w:tcPr>
+          <w:p>
+            <w:r/>
+          </w:p>
+        </w:tc>
+        <w:tc>
+          <w:tcPr>
+            <w:tcW w:type="dxa" w:w="1530"/>
+          </w:tcPr>
+          <w:p>
+            <w:r>
+              <w:t>6E</w:t>
+              <w:br/>
+              <w:t>URDU</w:t>
+            </w:r>
+          </w:p>
+        </w:tc>
+        <w:tc>
+          <w:tcPr>
+            <w:tcW w:type="dxa" w:w="1530"/>
+          </w:tcPr>
+          <w:p>
+            <w:r/>
+          </w:p>
+        </w:tc>
+        <w:tc>
+          <w:tcPr>
+            <w:tcW w:type="dxa" w:w="1530"/>
           </w:tcPr>
           <w:p>
             <w:r>
@@ -196,39 +292,7 @@
         </w:tc>
         <w:tc>
           <w:tcPr>
-            <w:tcW w:type="dxa" w:w="1080"/>
-          </w:tcPr>
-          <w:p>
-            <w:r>
-              <w:t>8:00-8:40</w:t>
-            </w:r>
-          </w:p>
-        </w:tc>
-      </w:tr>
-      <w:tr>
-        <w:tc>
-          <w:tcPr>
-            <w:tcW w:type="dxa" w:w="1080"/>
-          </w:tcPr>
-          <w:p>
-            <w:r>
-              <w:t>P2</w:t>
-            </w:r>
-          </w:p>
-        </w:tc>
-        <w:tc>
-          <w:tcPr>
-            <w:tcW w:type="dxa" w:w="1080"/>
-          </w:tcPr>
-          <w:p>
-            <w:r>
-              <w:t>8:50-9:30</w:t>
-            </w:r>
-          </w:p>
-        </w:tc>
-        <w:tc>
-          <w:tcPr>
-            <w:tcW w:type="dxa" w:w="1080"/>
+            <w:tcW w:type="dxa" w:w="1530"/>
           </w:tcPr>
           <w:p>
             <w:r/>
@@ -236,39 +300,7 @@
         </w:tc>
         <w:tc>
           <w:tcPr>
-            <w:tcW w:type="dxa" w:w="1080"/>
-          </w:tcPr>
-          <w:p>
-            <w:r/>
-          </w:p>
-        </w:tc>
-        <w:tc>
-          <w:tcPr>
-            <w:tcW w:type="dxa" w:w="1080"/>
-          </w:tcPr>
-          <w:p>
-            <w:r/>
-          </w:p>
-        </w:tc>
-        <w:tc>
-          <w:tcPr>
-            <w:tcW w:type="dxa" w:w="1080"/>
-          </w:tcPr>
-          <w:p>
-            <w:r/>
-          </w:p>
-        </w:tc>
-        <w:tc>
-          <w:tcPr>
-            <w:tcW w:type="dxa" w:w="1080"/>
-          </w:tcPr>
-          <w:p>
-            <w:r/>
-          </w:p>
-        </w:tc>
-        <w:tc>
-          <w:tcPr>
-            <w:tcW w:type="dxa" w:w="1080"/>
+            <w:tcW w:type="dxa" w:w="1530"/>
           </w:tcPr>
           <w:p>
             <w:r>
@@ -280,7 +312,7 @@
       <w:tr>
         <w:tc>
           <w:tcPr>
-            <w:tcW w:type="dxa" w:w="1080"/>
+            <w:tcW w:type="dxa" w:w="1530"/>
           </w:tcPr>
           <w:p>
             <w:r>
@@ -290,7 +322,7 @@
         </w:tc>
         <w:tc>
           <w:tcPr>
-            <w:tcW w:type="dxa" w:w="1080"/>
+            <w:tcW w:type="dxa" w:w="1530"/>
           </w:tcPr>
           <w:p>
             <w:r>
@@ -300,7 +332,355 @@
         </w:tc>
         <w:tc>
           <w:tcPr>
-            <w:tcW w:type="dxa" w:w="1080"/>
+            <w:tcW w:type="dxa" w:w="1530"/>
+          </w:tcPr>
+          <w:p>
+            <w:r>
+              <w:t>7A</w:t>
+              <w:br/>
+              <w:t>URDU</w:t>
+            </w:r>
+          </w:p>
+        </w:tc>
+        <w:tc>
+          <w:tcPr>
+            <w:tcW w:type="dxa" w:w="1530"/>
+          </w:tcPr>
+          <w:p>
+            <w:r/>
+          </w:p>
+        </w:tc>
+        <w:tc>
+          <w:tcPr>
+            <w:tcW w:type="dxa" w:w="1530"/>
+          </w:tcPr>
+          <w:p>
+            <w:r>
+              <w:t>7A</w:t>
+              <w:br/>
+              <w:t>URDU</w:t>
+            </w:r>
+          </w:p>
+        </w:tc>
+        <w:tc>
+          <w:tcPr>
+            <w:tcW w:type="dxa" w:w="1530"/>
+          </w:tcPr>
+          <w:p>
+            <w:r/>
+          </w:p>
+        </w:tc>
+        <w:tc>
+          <w:tcPr>
+            <w:tcW w:type="dxa" w:w="1530"/>
+          </w:tcPr>
+          <w:p>
+            <w:r>
+              <w:t>6D</w:t>
+              <w:br/>
+              <w:t>URDU</w:t>
+            </w:r>
+          </w:p>
+        </w:tc>
+        <w:tc>
+          <w:tcPr>
+            <w:tcW w:type="dxa" w:w="1530"/>
+          </w:tcPr>
+          <w:p>
+            <w:r>
+              <w:t>9:15-9:50</w:t>
+            </w:r>
+          </w:p>
+        </w:tc>
+      </w:tr>
+      <w:tr>
+        <w:tc>
+          <w:tcPr>
+            <w:tcW w:type="dxa" w:w="1530"/>
+          </w:tcPr>
+          <w:p>
+            <w:r>
+              <w:t>P4</w:t>
+            </w:r>
+          </w:p>
+        </w:tc>
+        <w:tc>
+          <w:tcPr>
+            <w:tcW w:type="dxa" w:w="1530"/>
+          </w:tcPr>
+          <w:p>
+            <w:r>
+              <w:t>10:10-10:50</w:t>
+            </w:r>
+          </w:p>
+        </w:tc>
+        <w:tc>
+          <w:tcPr>
+            <w:tcW w:type="dxa" w:w="1530"/>
+          </w:tcPr>
+          <w:p>
+            <w:r>
+              <w:t>6E</w:t>
+              <w:br/>
+              <w:t>URDU</w:t>
+            </w:r>
+          </w:p>
+        </w:tc>
+        <w:tc>
+          <w:tcPr>
+            <w:tcW w:type="dxa" w:w="1530"/>
+          </w:tcPr>
+          <w:p>
+            <w:r>
+              <w:t>6D</w:t>
+              <w:br/>
+              <w:t>URDU</w:t>
+            </w:r>
+          </w:p>
+        </w:tc>
+        <w:tc>
+          <w:tcPr>
+            <w:tcW w:type="dxa" w:w="1530"/>
+          </w:tcPr>
+          <w:p>
+            <w:r>
+              <w:t>6E</w:t>
+              <w:br/>
+              <w:t>URDU</w:t>
+            </w:r>
+          </w:p>
+        </w:tc>
+        <w:tc>
+          <w:tcPr>
+            <w:tcW w:type="dxa" w:w="1530"/>
+          </w:tcPr>
+          <w:p>
+            <w:r/>
+          </w:p>
+        </w:tc>
+        <w:tc>
+          <w:tcPr>
+            <w:tcW w:type="dxa" w:w="1530"/>
+          </w:tcPr>
+          <w:p>
+            <w:r>
+              <w:t>7A</w:t>
+              <w:br/>
+              <w:t>URDU</w:t>
+            </w:r>
+          </w:p>
+        </w:tc>
+        <w:tc>
+          <w:tcPr>
+            <w:tcW w:type="dxa" w:w="1530"/>
+          </w:tcPr>
+          <w:p>
+            <w:r>
+              <w:t>9:50-10:25</w:t>
+            </w:r>
+          </w:p>
+        </w:tc>
+      </w:tr>
+      <w:tr>
+        <w:tc>
+          <w:tcPr>
+            <w:tcW w:type="dxa" w:w="1530"/>
+          </w:tcPr>
+          <w:p>
+            <w:r>
+              <w:t>Lunch</w:t>
+            </w:r>
+          </w:p>
+        </w:tc>
+        <w:tc>
+          <w:tcPr>
+            <w:tcW w:type="dxa" w:w="1530"/>
+          </w:tcPr>
+          <w:p>
+            <w:r>
+              <w:t>10:50-11:20</w:t>
+            </w:r>
+          </w:p>
+        </w:tc>
+        <w:tc>
+          <w:tcPr>
+            <w:tcW w:type="dxa" w:w="1530"/>
+          </w:tcPr>
+          <w:p>
+            <w:r/>
+          </w:p>
+        </w:tc>
+        <w:tc>
+          <w:tcPr>
+            <w:tcW w:type="dxa" w:w="1530"/>
+          </w:tcPr>
+          <w:p>
+            <w:r/>
+          </w:p>
+        </w:tc>
+        <w:tc>
+          <w:tcPr>
+            <w:tcW w:type="dxa" w:w="1530"/>
+          </w:tcPr>
+          <w:p>
+            <w:r/>
+          </w:p>
+        </w:tc>
+        <w:tc>
+          <w:tcPr>
+            <w:tcW w:type="dxa" w:w="1530"/>
+          </w:tcPr>
+          <w:p>
+            <w:r/>
+          </w:p>
+        </w:tc>
+        <w:tc>
+          <w:tcPr>
+            <w:tcW w:type="dxa" w:w="1530"/>
+          </w:tcPr>
+          <w:p>
+            <w:r/>
+          </w:p>
+        </w:tc>
+        <w:tc>
+          <w:tcPr>
+            <w:tcW w:type="dxa" w:w="1530"/>
+          </w:tcPr>
+          <w:p>
+            <w:r>
+              <w:t>10:25-10:55</w:t>
+            </w:r>
+          </w:p>
+        </w:tc>
+      </w:tr>
+      <w:tr>
+        <w:tc>
+          <w:tcPr>
+            <w:tcW w:type="dxa" w:w="1530"/>
+          </w:tcPr>
+          <w:p>
+            <w:r>
+              <w:t>P5</w:t>
+            </w:r>
+          </w:p>
+        </w:tc>
+        <w:tc>
+          <w:tcPr>
+            <w:tcW w:type="dxa" w:w="1530"/>
+          </w:tcPr>
+          <w:p>
+            <w:r>
+              <w:t>11:20-12:00</w:t>
+            </w:r>
+          </w:p>
+        </w:tc>
+        <w:tc>
+          <w:tcPr>
+            <w:tcW w:type="dxa" w:w="1530"/>
+          </w:tcPr>
+          <w:p>
+            <w:r>
+              <w:t>6D</w:t>
+              <w:br/>
+              <w:t>URDU</w:t>
+            </w:r>
+          </w:p>
+        </w:tc>
+        <w:tc>
+          <w:tcPr>
+            <w:tcW w:type="dxa" w:w="1530"/>
+          </w:tcPr>
+          <w:p>
+            <w:r/>
+          </w:p>
+        </w:tc>
+        <w:tc>
+          <w:tcPr>
+            <w:tcW w:type="dxa" w:w="1530"/>
+          </w:tcPr>
+          <w:p>
+            <w:r>
+              <w:t>6D</w:t>
+              <w:br/>
+              <w:t>URDU</w:t>
+            </w:r>
+          </w:p>
+        </w:tc>
+        <w:tc>
+          <w:tcPr>
+            <w:tcW w:type="dxa" w:w="1530"/>
+          </w:tcPr>
+          <w:p>
+            <w:r>
+              <w:t>7A</w:t>
+              <w:br/>
+              <w:t>URDU</w:t>
+            </w:r>
+          </w:p>
+        </w:tc>
+        <w:tc>
+          <w:tcPr>
+            <w:tcW w:type="dxa" w:w="1530"/>
+          </w:tcPr>
+          <w:p>
+            <w:r>
+              <w:t>6E</w:t>
+              <w:br/>
+              <w:t>URDU</w:t>
+            </w:r>
+          </w:p>
+        </w:tc>
+        <w:tc>
+          <w:tcPr>
+            <w:tcW w:type="dxa" w:w="1530"/>
+          </w:tcPr>
+          <w:p>
+            <w:r>
+              <w:t>10:55-11:35</w:t>
+            </w:r>
+          </w:p>
+        </w:tc>
+      </w:tr>
+      <w:tr>
+        <w:tc>
+          <w:tcPr>
+            <w:tcW w:type="dxa" w:w="1530"/>
+          </w:tcPr>
+          <w:p>
+            <w:r>
+              <w:t>P6</w:t>
+            </w:r>
+          </w:p>
+        </w:tc>
+        <w:tc>
+          <w:tcPr>
+            <w:tcW w:type="dxa" w:w="1530"/>
+          </w:tcPr>
+          <w:p>
+            <w:r>
+              <w:t>12:00-12:40</w:t>
+            </w:r>
+          </w:p>
+        </w:tc>
+        <w:tc>
+          <w:tcPr>
+            <w:tcW w:type="dxa" w:w="1530"/>
+          </w:tcPr>
+          <w:p>
+            <w:r/>
+          </w:p>
+        </w:tc>
+        <w:tc>
+          <w:tcPr>
+            <w:tcW w:type="dxa" w:w="1530"/>
+          </w:tcPr>
+          <w:p>
+            <w:r/>
+          </w:p>
+        </w:tc>
+        <w:tc>
+          <w:tcPr>
+            <w:tcW w:type="dxa" w:w="1530"/>
           </w:tcPr>
           <w:p>
             <w:r>
@@ -312,7 +692,71 @@
         </w:tc>
         <w:tc>
           <w:tcPr>
-            <w:tcW w:type="dxa" w:w="1080"/>
+            <w:tcW w:type="dxa" w:w="1530"/>
+          </w:tcPr>
+          <w:p>
+            <w:r/>
+          </w:p>
+        </w:tc>
+        <w:tc>
+          <w:tcPr>
+            <w:tcW w:type="dxa" w:w="1530"/>
+          </w:tcPr>
+          <w:p>
+            <w:r>
+              <w:t>6C</w:t>
+              <w:br/>
+              <w:t>URDU</w:t>
+            </w:r>
+          </w:p>
+        </w:tc>
+        <w:tc>
+          <w:tcPr>
+            <w:tcW w:type="dxa" w:w="1530"/>
+          </w:tcPr>
+          <w:p>
+            <w:r>
+              <w:t>11:35-12:15</w:t>
+            </w:r>
+          </w:p>
+        </w:tc>
+      </w:tr>
+      <w:tr>
+        <w:tc>
+          <w:tcPr>
+            <w:tcW w:type="dxa" w:w="1530"/>
+          </w:tcPr>
+          <w:p>
+            <w:r>
+              <w:t>P7</w:t>
+            </w:r>
+          </w:p>
+        </w:tc>
+        <w:tc>
+          <w:tcPr>
+            <w:tcW w:type="dxa" w:w="1530"/>
+          </w:tcPr>
+          <w:p>
+            <w:r>
+              <w:t>12:40-1:20</w:t>
+            </w:r>
+          </w:p>
+        </w:tc>
+        <w:tc>
+          <w:tcPr>
+            <w:tcW w:type="dxa" w:w="1530"/>
+          </w:tcPr>
+          <w:p>
+            <w:r>
+              <w:t>7C</w:t>
+              <w:br/>
+              <w:t>URDU</w:t>
+            </w:r>
+          </w:p>
+        </w:tc>
+        <w:tc>
+          <w:tcPr>
+            <w:tcW w:type="dxa" w:w="1530"/>
           </w:tcPr>
           <w:p>
             <w:r>
@@ -324,7 +768,7 @@
         </w:tc>
         <w:tc>
           <w:tcPr>
-            <w:tcW w:type="dxa" w:w="1080"/>
+            <w:tcW w:type="dxa" w:w="1530"/>
           </w:tcPr>
           <w:p>
             <w:r/>
@@ -332,7 +776,7 @@
         </w:tc>
         <w:tc>
           <w:tcPr>
-            <w:tcW w:type="dxa" w:w="1080"/>
+            <w:tcW w:type="dxa" w:w="1530"/>
           </w:tcPr>
           <w:p>
             <w:r>
@@ -344,63 +788,7 @@
         </w:tc>
         <w:tc>
           <w:tcPr>
-            <w:tcW w:type="dxa" w:w="1080"/>
-          </w:tcPr>
-          <w:p>
-            <w:r>
-              <w:t>7A</w:t>
-              <w:br/>
-              <w:t>URDU</w:t>
-            </w:r>
-          </w:p>
-        </w:tc>
-        <w:tc>
-          <w:tcPr>
-            <w:tcW w:type="dxa" w:w="1080"/>
-          </w:tcPr>
-          <w:p>
-            <w:r>
-              <w:t>9:15-9:50</w:t>
-            </w:r>
-          </w:p>
-        </w:tc>
-      </w:tr>
-      <w:tr>
-        <w:tc>
-          <w:tcPr>
-            <w:tcW w:type="dxa" w:w="1080"/>
-          </w:tcPr>
-          <w:p>
-            <w:r>
-              <w:t>P4</w:t>
-            </w:r>
-          </w:p>
-        </w:tc>
-        <w:tc>
-          <w:tcPr>
-            <w:tcW w:type="dxa" w:w="1080"/>
-          </w:tcPr>
-          <w:p>
-            <w:r>
-              <w:t>10:10-10:50</w:t>
-            </w:r>
-          </w:p>
-        </w:tc>
-        <w:tc>
-          <w:tcPr>
-            <w:tcW w:type="dxa" w:w="1080"/>
-          </w:tcPr>
-          <w:p>
-            <w:r>
-              <w:t>6E</w:t>
-              <w:br/>
-              <w:t>URDU</w:t>
-            </w:r>
-          </w:p>
-        </w:tc>
-        <w:tc>
-          <w:tcPr>
-            <w:tcW w:type="dxa" w:w="1080"/>
+            <w:tcW w:type="dxa" w:w="1530"/>
           </w:tcPr>
           <w:p>
             <w:r/>
@@ -408,75 +796,37 @@
         </w:tc>
         <w:tc>
           <w:tcPr>
-            <w:tcW w:type="dxa" w:w="1080"/>
+            <w:tcW w:type="dxa" w:w="1530"/>
           </w:tcPr>
           <w:p>
-            <w:r>
-              <w:t>6E</w:t>
-              <w:br/>
-              <w:t>URDU</w:t>
-            </w:r>
-          </w:p>
-        </w:tc>
-        <w:tc>
-          <w:tcPr>
-            <w:tcW w:type="dxa" w:w="1080"/>
-          </w:tcPr>
-          <w:p>
-            <w:r>
-              <w:t>6D</w:t>
-              <w:br/>
-              <w:t>URDU</w:t>
-            </w:r>
-          </w:p>
-        </w:tc>
-        <w:tc>
-          <w:tcPr>
-            <w:tcW w:type="dxa" w:w="1080"/>
-          </w:tcPr>
-          <w:p>
-            <w:r>
-              <w:t>6C</w:t>
-              <w:br/>
-              <w:t>URDU</w:t>
-            </w:r>
-          </w:p>
-        </w:tc>
-        <w:tc>
-          <w:tcPr>
-            <w:tcW w:type="dxa" w:w="1080"/>
-          </w:tcPr>
-          <w:p>
-            <w:r>
-              <w:t>9:50-10:25</w:t>
-            </w:r>
+            <w:r/>
           </w:p>
         </w:tc>
       </w:tr>
       <w:tr>
         <w:tc>
           <w:tcPr>
-            <w:tcW w:type="dxa" w:w="1080"/>
+            <w:tcW w:type="dxa" w:w="1530"/>
           </w:tcPr>
           <w:p>
             <w:r>
-              <w:t>Lunch</w:t>
+              <w:t>P8</w:t>
             </w:r>
           </w:p>
         </w:tc>
         <w:tc>
           <w:tcPr>
-            <w:tcW w:type="dxa" w:w="1080"/>
+            <w:tcW w:type="dxa" w:w="1530"/>
           </w:tcPr>
           <w:p>
             <w:r>
-              <w:t>10:50-11:20</w:t>
+              <w:t>1:20-2:00</w:t>
             </w:r>
           </w:p>
         </w:tc>
         <w:tc>
           <w:tcPr>
-            <w:tcW w:type="dxa" w:w="1080"/>
+            <w:tcW w:type="dxa" w:w="1530"/>
           </w:tcPr>
           <w:p>
             <w:r/>
@@ -484,79 +834,7 @@
         </w:tc>
         <w:tc>
           <w:tcPr>
-            <w:tcW w:type="dxa" w:w="1080"/>
-          </w:tcPr>
-          <w:p>
-            <w:r/>
-          </w:p>
-        </w:tc>
-        <w:tc>
-          <w:tcPr>
-            <w:tcW w:type="dxa" w:w="1080"/>
-          </w:tcPr>
-          <w:p>
-            <w:r/>
-          </w:p>
-        </w:tc>
-        <w:tc>
-          <w:tcPr>
-            <w:tcW w:type="dxa" w:w="1080"/>
-          </w:tcPr>
-          <w:p>
-            <w:r/>
-          </w:p>
-        </w:tc>
-        <w:tc>
-          <w:tcPr>
-            <w:tcW w:type="dxa" w:w="1080"/>
-          </w:tcPr>
-          <w:p>
-            <w:r/>
-          </w:p>
-        </w:tc>
-        <w:tc>
-          <w:tcPr>
-            <w:tcW w:type="dxa" w:w="1080"/>
-          </w:tcPr>
-          <w:p>
-            <w:r>
-              <w:t>10:25-10:55</w:t>
-            </w:r>
-          </w:p>
-        </w:tc>
-      </w:tr>
-      <w:tr>
-        <w:tc>
-          <w:tcPr>
-            <w:tcW w:type="dxa" w:w="1080"/>
-          </w:tcPr>
-          <w:p>
-            <w:r>
-              <w:t>P5</w:t>
-            </w:r>
-          </w:p>
-        </w:tc>
-        <w:tc>
-          <w:tcPr>
-            <w:tcW w:type="dxa" w:w="1080"/>
-          </w:tcPr>
-          <w:p>
-            <w:r>
-              <w:t>11:20-12:00</w:t>
-            </w:r>
-          </w:p>
-        </w:tc>
-        <w:tc>
-          <w:tcPr>
-            <w:tcW w:type="dxa" w:w="1080"/>
-          </w:tcPr>
-          <w:p>
-            <w:r/>
-          </w:p>
-        </w:tc>
-        <w:tc>
-          <w:tcPr>
-            <w:tcW w:type="dxa" w:w="1080"/>
+            <w:tcW w:type="dxa" w:w="1530"/>
           </w:tcPr>
           <w:p>
             <w:r>
@@ -568,7 +846,15 @@
         </w:tc>
         <w:tc>
           <w:tcPr>
-            <w:tcW w:type="dxa" w:w="1080"/>
+            <w:tcW w:type="dxa" w:w="1530"/>
+          </w:tcPr>
+          <w:p>
+            <w:r/>
+          </w:p>
+        </w:tc>
+        <w:tc>
+          <w:tcPr>
+            <w:tcW w:type="dxa" w:w="1530"/>
           </w:tcPr>
           <w:p>
             <w:r>
@@ -580,7 +866,7 @@
         </w:tc>
         <w:tc>
           <w:tcPr>
-            <w:tcW w:type="dxa" w:w="1080"/>
+            <w:tcW w:type="dxa" w:w="1530"/>
           </w:tcPr>
           <w:p>
             <w:r/>
@@ -588,269 +874,7 @@
         </w:tc>
         <w:tc>
           <w:tcPr>
-            <w:tcW w:type="dxa" w:w="1080"/>
-          </w:tcPr>
-          <w:p>
-            <w:r>
-              <w:t>6E</w:t>
-              <w:br/>
-              <w:t>URDU</w:t>
-            </w:r>
-          </w:p>
-        </w:tc>
-        <w:tc>
-          <w:tcPr>
-            <w:tcW w:type="dxa" w:w="1080"/>
-          </w:tcPr>
-          <w:p>
-            <w:r>
-              <w:t>10:55-11:35</w:t>
-            </w:r>
-          </w:p>
-        </w:tc>
-      </w:tr>
-      <w:tr>
-        <w:tc>
-          <w:tcPr>
-            <w:tcW w:type="dxa" w:w="1080"/>
-          </w:tcPr>
-          <w:p>
-            <w:r>
-              <w:t>P6</w:t>
-            </w:r>
-          </w:p>
-        </w:tc>
-        <w:tc>
-          <w:tcPr>
-            <w:tcW w:type="dxa" w:w="1080"/>
-          </w:tcPr>
-          <w:p>
-            <w:r>
-              <w:t>12:00-12:40</w:t>
-            </w:r>
-          </w:p>
-        </w:tc>
-        <w:tc>
-          <w:tcPr>
-            <w:tcW w:type="dxa" w:w="1080"/>
-          </w:tcPr>
-          <w:p>
-            <w:r>
-              <w:t>6D</w:t>
-              <w:br/>
-              <w:t>URDU</w:t>
-            </w:r>
-          </w:p>
-        </w:tc>
-        <w:tc>
-          <w:tcPr>
-            <w:tcW w:type="dxa" w:w="1080"/>
-          </w:tcPr>
-          <w:p>
-            <w:r>
-              <w:t>6D</w:t>
-              <w:br/>
-              <w:t>URDU</w:t>
-            </w:r>
-          </w:p>
-        </w:tc>
-        <w:tc>
-          <w:tcPr>
-            <w:tcW w:type="dxa" w:w="1080"/>
-          </w:tcPr>
-          <w:p>
-            <w:r/>
-          </w:p>
-        </w:tc>
-        <w:tc>
-          <w:tcPr>
-            <w:tcW w:type="dxa" w:w="1080"/>
-          </w:tcPr>
-          <w:p>
-            <w:r>
-              <w:t>7A</w:t>
-              <w:br/>
-              <w:t>URDU</w:t>
-            </w:r>
-          </w:p>
-        </w:tc>
-        <w:tc>
-          <w:tcPr>
-            <w:tcW w:type="dxa" w:w="1080"/>
-          </w:tcPr>
-          <w:p>
-            <w:r>
-              <w:t>7C</w:t>
-              <w:br/>
-              <w:t>URDU</w:t>
-            </w:r>
-          </w:p>
-        </w:tc>
-        <w:tc>
-          <w:tcPr>
-            <w:tcW w:type="dxa" w:w="1080"/>
-          </w:tcPr>
-          <w:p>
-            <w:r>
-              <w:t>11:35-12:15</w:t>
-            </w:r>
-          </w:p>
-        </w:tc>
-      </w:tr>
-      <w:tr>
-        <w:tc>
-          <w:tcPr>
-            <w:tcW w:type="dxa" w:w="1080"/>
-          </w:tcPr>
-          <w:p>
-            <w:r>
-              <w:t>P7</w:t>
-            </w:r>
-          </w:p>
-        </w:tc>
-        <w:tc>
-          <w:tcPr>
-            <w:tcW w:type="dxa" w:w="1080"/>
-          </w:tcPr>
-          <w:p>
-            <w:r>
-              <w:t>12:40-1:20</w:t>
-            </w:r>
-          </w:p>
-        </w:tc>
-        <w:tc>
-          <w:tcPr>
-            <w:tcW w:type="dxa" w:w="1080"/>
-          </w:tcPr>
-          <w:p>
-            <w:r>
-              <w:t>7A</w:t>
-              <w:br/>
-              <w:t>URDU</w:t>
-            </w:r>
-          </w:p>
-        </w:tc>
-        <w:tc>
-          <w:tcPr>
-            <w:tcW w:type="dxa" w:w="1080"/>
-          </w:tcPr>
-          <w:p>
-            <w:r>
-              <w:t>6E</w:t>
-              <w:br/>
-              <w:t>URDU</w:t>
-            </w:r>
-          </w:p>
-        </w:tc>
-        <w:tc>
-          <w:tcPr>
-            <w:tcW w:type="dxa" w:w="1080"/>
-          </w:tcPr>
-          <w:p>
-            <w:r>
-              <w:t>7A</w:t>
-              <w:br/>
-              <w:t>URDU</w:t>
-            </w:r>
-          </w:p>
-        </w:tc>
-        <w:tc>
-          <w:tcPr>
-            <w:tcW w:type="dxa" w:w="1080"/>
-          </w:tcPr>
-          <w:p>
-            <w:r>
-              <w:t>7C</w:t>
-              <w:br/>
-              <w:t>URDU</w:t>
-            </w:r>
-          </w:p>
-        </w:tc>
-        <w:tc>
-          <w:tcPr>
-            <w:tcW w:type="dxa" w:w="1080"/>
-          </w:tcPr>
-          <w:p>
-            <w:r/>
-          </w:p>
-        </w:tc>
-        <w:tc>
-          <w:tcPr>
-            <w:tcW w:type="dxa" w:w="1080"/>
-          </w:tcPr>
-          <w:p>
-            <w:r/>
-          </w:p>
-        </w:tc>
-      </w:tr>
-      <w:tr>
-        <w:tc>
-          <w:tcPr>
-            <w:tcW w:type="dxa" w:w="1080"/>
-          </w:tcPr>
-          <w:p>
-            <w:r>
-              <w:t>P8</w:t>
-            </w:r>
-          </w:p>
-        </w:tc>
-        <w:tc>
-          <w:tcPr>
-            <w:tcW w:type="dxa" w:w="1080"/>
-          </w:tcPr>
-          <w:p>
-            <w:r>
-              <w:t>1:20-2:00</w:t>
-            </w:r>
-          </w:p>
-        </w:tc>
-        <w:tc>
-          <w:tcPr>
-            <w:tcW w:type="dxa" w:w="1080"/>
-          </w:tcPr>
-          <w:p>
-            <w:r/>
-          </w:p>
-        </w:tc>
-        <w:tc>
-          <w:tcPr>
-            <w:tcW w:type="dxa" w:w="1080"/>
-          </w:tcPr>
-          <w:p>
-            <w:r/>
-          </w:p>
-        </w:tc>
-        <w:tc>
-          <w:tcPr>
-            <w:tcW w:type="dxa" w:w="1080"/>
-          </w:tcPr>
-          <w:p>
-            <w:r>
-              <w:t>6D</w:t>
-              <w:br/>
-              <w:t>URDU</w:t>
-            </w:r>
-          </w:p>
-        </w:tc>
-        <w:tc>
-          <w:tcPr>
-            <w:tcW w:type="dxa" w:w="1080"/>
-          </w:tcPr>
-          <w:p>
-            <w:r/>
-          </w:p>
-        </w:tc>
-        <w:tc>
-          <w:tcPr>
-            <w:tcW w:type="dxa" w:w="1080"/>
-          </w:tcPr>
-          <w:p>
-            <w:r/>
-          </w:p>
-        </w:tc>
-        <w:tc>
-          <w:tcPr>
-            <w:tcW w:type="dxa" w:w="1080"/>
+            <w:tcW w:type="dxa" w:w="1530"/>
           </w:tcPr>
           <w:p>
             <w:r/>
@@ -859,7 +883,7 @@
       </w:tr>
     </w:tbl>
     <w:sectPr>
-      <w:pgSz w:w="12240" w:h="15840"/>
+      <w:pgSz w:w="15840" w:h="12240" w:orient="landscape"/>
       <w:pgMar w:top="1440" w:right="1800" w:bottom="1440" w:left="1800" w:header="720" w:footer="720" w:gutter="0"/>
       <w:cols w:space="720"/>
       <w:docGrid w:linePitch="360"/>

--- a/IMRANA JUNAID_timetable.docx
+++ b/IMRANA JUNAID_timetable.docx
@@ -212,7 +212,7 @@
           </w:tcPr>
           <w:p>
             <w:r>
-              <w:t>7C</w:t>
+              <w:t>7A</w:t>
               <w:br/>
               <w:t>URDU</w:t>
             </w:r>
@@ -264,18 +264,10 @@
           </w:tcPr>
           <w:p>
             <w:r>
-              <w:t>6E</w:t>
+              <w:t>7C</w:t>
               <w:br/>
               <w:t>URDU</w:t>
             </w:r>
-          </w:p>
-        </w:tc>
-        <w:tc>
-          <w:tcPr>
-            <w:tcW w:type="dxa" w:w="1530"/>
-          </w:tcPr>
-          <w:p>
-            <w:r/>
           </w:p>
         </w:tc>
         <w:tc>
@@ -295,7 +287,23 @@
             <w:tcW w:type="dxa" w:w="1530"/>
           </w:tcPr>
           <w:p>
-            <w:r/>
+            <w:r>
+              <w:t>6D</w:t>
+              <w:br/>
+              <w:t>URDU</w:t>
+            </w:r>
+          </w:p>
+        </w:tc>
+        <w:tc>
+          <w:tcPr>
+            <w:tcW w:type="dxa" w:w="1530"/>
+          </w:tcPr>
+          <w:p>
+            <w:r>
+              <w:t>6E</w:t>
+              <w:br/>
+              <w:t>URDU</w:t>
+            </w:r>
           </w:p>
         </w:tc>
         <w:tc>
@@ -336,7 +344,19 @@
           </w:tcPr>
           <w:p>
             <w:r>
-              <w:t>7A</w:t>
+              <w:t>6D</w:t>
+              <w:br/>
+              <w:t>URDU</w:t>
+            </w:r>
+          </w:p>
+        </w:tc>
+        <w:tc>
+          <w:tcPr>
+            <w:tcW w:type="dxa" w:w="1530"/>
+          </w:tcPr>
+          <w:p>
+            <w:r>
+              <w:t>6D</w:t>
               <w:br/>
               <w:t>URDU</w:t>
             </w:r>
@@ -355,18 +375,6 @@
             <w:tcW w:type="dxa" w:w="1530"/>
           </w:tcPr>
           <w:p>
-            <w:r>
-              <w:t>7A</w:t>
-              <w:br/>
-              <w:t>URDU</w:t>
-            </w:r>
-          </w:p>
-        </w:tc>
-        <w:tc>
-          <w:tcPr>
-            <w:tcW w:type="dxa" w:w="1530"/>
-          </w:tcPr>
-          <w:p>
             <w:r/>
           </w:p>
         </w:tc>
@@ -376,7 +384,7 @@
           </w:tcPr>
           <w:p>
             <w:r>
-              <w:t>6D</w:t>
+              <w:t>7C</w:t>
               <w:br/>
               <w:t>URDU</w:t>
             </w:r>
@@ -419,11 +427,15 @@
             <w:tcW w:type="dxa" w:w="1530"/>
           </w:tcPr>
           <w:p>
-            <w:r>
-              <w:t>6E</w:t>
-              <w:br/>
-              <w:t>URDU</w:t>
-            </w:r>
+            <w:r/>
+          </w:p>
+        </w:tc>
+        <w:tc>
+          <w:tcPr>
+            <w:tcW w:type="dxa" w:w="1530"/>
+          </w:tcPr>
+          <w:p>
+            <w:r/>
           </w:p>
         </w:tc>
         <w:tc>
@@ -432,7 +444,7 @@
           </w:tcPr>
           <w:p>
             <w:r>
-              <w:t>6D</w:t>
+              <w:t>7A</w:t>
               <w:br/>
               <w:t>URDU</w:t>
             </w:r>
@@ -456,18 +468,6 @@
           </w:tcPr>
           <w:p>
             <w:r/>
-          </w:p>
-        </w:tc>
-        <w:tc>
-          <w:tcPr>
-            <w:tcW w:type="dxa" w:w="1530"/>
-          </w:tcPr>
-          <w:p>
-            <w:r>
-              <w:t>7A</w:t>
-              <w:br/>
-              <w:t>URDU</w:t>
-            </w:r>
           </w:p>
         </w:tc>
         <w:tc>
@@ -580,7 +580,31 @@
           </w:tcPr>
           <w:p>
             <w:r>
-              <w:t>6D</w:t>
+              <w:t>7A</w:t>
+              <w:br/>
+              <w:t>URDU</w:t>
+            </w:r>
+          </w:p>
+        </w:tc>
+        <w:tc>
+          <w:tcPr>
+            <w:tcW w:type="dxa" w:w="1530"/>
+          </w:tcPr>
+          <w:p>
+            <w:r>
+              <w:t>6E</w:t>
+              <w:br/>
+              <w:t>URDU</w:t>
+            </w:r>
+          </w:p>
+        </w:tc>
+        <w:tc>
+          <w:tcPr>
+            <w:tcW w:type="dxa" w:w="1530"/>
+          </w:tcPr>
+          <w:p>
+            <w:r>
+              <w:t>6E</w:t>
               <w:br/>
               <w:t>URDU</w:t>
             </w:r>
@@ -600,31 +624,7 @@
           </w:tcPr>
           <w:p>
             <w:r>
-              <w:t>6D</w:t>
-              <w:br/>
-              <w:t>URDU</w:t>
-            </w:r>
-          </w:p>
-        </w:tc>
-        <w:tc>
-          <w:tcPr>
-            <w:tcW w:type="dxa" w:w="1530"/>
-          </w:tcPr>
-          <w:p>
-            <w:r>
-              <w:t>7A</w:t>
-              <w:br/>
-              <w:t>URDU</w:t>
-            </w:r>
-          </w:p>
-        </w:tc>
-        <w:tc>
-          <w:tcPr>
-            <w:tcW w:type="dxa" w:w="1530"/>
-          </w:tcPr>
-          <w:p>
-            <w:r>
-              <w:t>6E</w:t>
+              <w:t>6C</w:t>
               <w:br/>
               <w:t>URDU</w:t>
             </w:r>
@@ -675,6 +675,18 @@
             <w:tcW w:type="dxa" w:w="1530"/>
           </w:tcPr>
           <w:p>
+            <w:r>
+              <w:t>7A</w:t>
+              <w:br/>
+              <w:t>URDU</w:t>
+            </w:r>
+          </w:p>
+        </w:tc>
+        <w:tc>
+          <w:tcPr>
+            <w:tcW w:type="dxa" w:w="1530"/>
+          </w:tcPr>
+          <w:p>
             <w:r/>
           </w:p>
         </w:tc>
@@ -695,16 +707,8 @@
             <w:tcW w:type="dxa" w:w="1530"/>
           </w:tcPr>
           <w:p>
-            <w:r/>
-          </w:p>
-        </w:tc>
-        <w:tc>
-          <w:tcPr>
-            <w:tcW w:type="dxa" w:w="1530"/>
-          </w:tcPr>
-          <w:p>
             <w:r>
-              <w:t>6C</w:t>
+              <w:t>6D</w:t>
               <w:br/>
               <w:t>URDU</w:t>
             </w:r>
@@ -759,8 +763,16 @@
             <w:tcW w:type="dxa" w:w="1530"/>
           </w:tcPr>
           <w:p>
+            <w:r/>
+          </w:p>
+        </w:tc>
+        <w:tc>
+          <w:tcPr>
+            <w:tcW w:type="dxa" w:w="1530"/>
+          </w:tcPr>
+          <w:p>
             <w:r>
-              <w:t>7A</w:t>
+              <w:t>7C</w:t>
               <w:br/>
               <w:t>URDU</w:t>
             </w:r>
@@ -771,16 +783,8 @@
             <w:tcW w:type="dxa" w:w="1530"/>
           </w:tcPr>
           <w:p>
-            <w:r/>
-          </w:p>
-        </w:tc>
-        <w:tc>
-          <w:tcPr>
-            <w:tcW w:type="dxa" w:w="1530"/>
-          </w:tcPr>
-          <w:p>
             <w:r>
-              <w:t>6E</w:t>
+              <w:t>7A</w:t>
               <w:br/>
               <w:t>URDU</w:t>
             </w:r>
@@ -829,16 +833,8 @@
             <w:tcW w:type="dxa" w:w="1530"/>
           </w:tcPr>
           <w:p>
-            <w:r/>
-          </w:p>
-        </w:tc>
-        <w:tc>
-          <w:tcPr>
-            <w:tcW w:type="dxa" w:w="1530"/>
-          </w:tcPr>
-          <w:p>
             <w:r>
-              <w:t>7C</w:t>
+              <w:t>6E</w:t>
               <w:br/>
               <w:t>URDU</w:t>
             </w:r>
@@ -857,11 +853,15 @@
             <w:tcW w:type="dxa" w:w="1530"/>
           </w:tcPr>
           <w:p>
-            <w:r>
-              <w:t>7C</w:t>
-              <w:br/>
-              <w:t>URDU</w:t>
-            </w:r>
+            <w:r/>
+          </w:p>
+        </w:tc>
+        <w:tc>
+          <w:tcPr>
+            <w:tcW w:type="dxa" w:w="1530"/>
+          </w:tcPr>
+          <w:p>
+            <w:r/>
           </w:p>
         </w:tc>
         <w:tc>
